--- a/Mark/PHP/Mark Haney.docx
+++ b/Mark/PHP/Mark Haney.docx
@@ -197,7 +197,17 @@
                 <w:sz w:val="24"/>
                 <w:szCs w:val="24"/>
               </w:rPr>
-              <w:t xml:space="preserve">+1 (407) 801-1287 </w:t>
+              <w:t>+1 (430) 279-2231</w:t>
+            </w:r>
+            <w:bookmarkStart w:id="0" w:name="_GoBack"/>
+            <w:bookmarkEnd w:id="0"/>
+            <w:r>
+              <w:rPr>
+                <w:rFonts w:ascii="Times New Roman" w:eastAsia="Times New Roman" w:hAnsi="Times New Roman" w:cs="Times New Roman"/>
+                <w:sz w:val="24"/>
+                <w:szCs w:val="24"/>
+              </w:rPr>
+              <w:t xml:space="preserve"> </w:t>
             </w:r>
             <w:r>
               <w:rPr>
@@ -2136,8 +2146,6 @@
         </w:rPr>
         <w:t>n 2016</w:t>
       </w:r>
-      <w:bookmarkStart w:id="0" w:name="_GoBack"/>
-      <w:bookmarkEnd w:id="0"/>
     </w:p>
     <w:p>
       <w:pPr>
@@ -6497,7 +6505,7 @@
 </file>
 
 <file path=customXml/itemProps1.xml><?xml version="1.0" encoding="utf-8"?>
-<ds:datastoreItem xmlns:ds="http://schemas.openxmlformats.org/officeDocument/2006/customXml" ds:itemID="{ED97B9E1-572D-4C3B-A64E-83501935B564}">
+<ds:datastoreItem xmlns:ds="http://schemas.openxmlformats.org/officeDocument/2006/customXml" ds:itemID="{1E71DA18-F18E-49CB-9034-7AEECAD74C58}">
   <ds:schemaRefs>
     <ds:schemaRef ds:uri="http://schemas.openxmlformats.org/officeDocument/2006/bibliography"/>
   </ds:schemaRefs>

--- a/Mark/PHP/Mark Haney.docx
+++ b/Mark/PHP/Mark Haney.docx
@@ -199,8 +199,6 @@
               </w:rPr>
               <w:t>+1 (430) 279-2231</w:t>
             </w:r>
-            <w:bookmarkStart w:id="0" w:name="_GoBack"/>
-            <w:bookmarkEnd w:id="0"/>
             <w:r>
               <w:rPr>
                 <w:rFonts w:ascii="Times New Roman" w:eastAsia="Times New Roman" w:hAnsi="Times New Roman" w:cs="Times New Roman"/>
@@ -2193,7 +2191,10 @@
       </w:r>
       <w:proofErr w:type="spellEnd"/>
       <w:r>
-        <w:t xml:space="preserve"> 4.2/5.1, </w:t>
+        <w:t xml:space="preserve"> 4</w:t>
+      </w:r>
+      <w:r>
+        <w:t xml:space="preserve">.2/5.1, </w:t>
       </w:r>
       <w:proofErr w:type="spellStart"/>
       <w:r>
@@ -2201,7 +2202,12 @@
       </w:r>
       <w:proofErr w:type="spellEnd"/>
       <w:r>
-        <w:t xml:space="preserve"> 3, MySQL 5.6, jQuery, and Bootstrap.</w:t>
+        <w:t xml:space="preserve"> 3, MySQL</w:t>
+      </w:r>
+      <w:bookmarkStart w:id="0" w:name="_GoBack"/>
+      <w:bookmarkEnd w:id="0"/>
+      <w:r>
+        <w:t>, jQuery, and Bootstrap.</w:t>
       </w:r>
     </w:p>
     <w:p>
@@ -2462,7 +2468,7 @@
         <w:rPr>
           <w:rStyle w:val="Strong"/>
         </w:rPr>
-        <w:t>PHP 5.4</w:t>
+        <w:t>PHP</w:t>
       </w:r>
       <w:r>
         <w:t xml:space="preserve">, </w:t>
@@ -2481,7 +2487,10 @@
       </w:r>
       <w:proofErr w:type="spellEnd"/>
       <w:r>
-        <w:t xml:space="preserve"> 2, MySQL 5.5, jQuery, and Bootstrap for sales and operations teams.</w:t>
+        <w:t xml:space="preserve"> 2, MySQL</w:t>
+      </w:r>
+      <w:r>
+        <w:t>, jQuery, and Bootstrap for sales and operations teams.</w:t>
       </w:r>
     </w:p>
     <w:p>
@@ -2494,16 +2503,7 @@
         <w:jc w:val="both"/>
       </w:pPr>
       <w:r>
-        <w:t xml:space="preserve">Built quote, asset lookup, and ticket visibility screens that connected CRM data with inventory records, helping internal users reduce manual follow-up work by </w:t>
-      </w:r>
-      <w:r>
-        <w:rPr>
-          <w:rStyle w:val="Strong"/>
-        </w:rPr>
-        <w:t>16%</w:t>
-      </w:r>
-      <w:r>
-        <w:t>.</w:t>
+        <w:t>Built quote, asset lookup, and ticket visibility screens that connected CRM data with inventory records, helping internal users reduce manual follow-up work.</w:t>
       </w:r>
     </w:p>
     <w:p>
@@ -2530,16 +2530,13 @@
       </w:pPr>
       <w:r>
         <w:lastRenderedPageBreak/>
-        <w:t xml:space="preserve">Improved report generation speed by </w:t>
-      </w:r>
-      <w:r>
-        <w:rPr>
-          <w:rStyle w:val="Strong"/>
-        </w:rPr>
-        <w:t>18%</w:t>
-      </w:r>
-      <w:r>
-        <w:t xml:space="preserve"> by rewriting slow MySQL joins, adding indexes, and moving repeated calculations out of view-layer PHP code.</w:t>
+        <w:t>Impr</w:t>
+      </w:r>
+      <w:r>
+        <w:t xml:space="preserve">oved report generation speed </w:t>
+      </w:r>
+      <w:r>
+        <w:t>by rewriting slow MySQL joins, adding indexes, and moving repeated calculations out of view-layer PHP code.</w:t>
       </w:r>
     </w:p>
     <w:p>
@@ -6505,7 +6502,7 @@
 </file>
 
 <file path=customXml/itemProps1.xml><?xml version="1.0" encoding="utf-8"?>
-<ds:datastoreItem xmlns:ds="http://schemas.openxmlformats.org/officeDocument/2006/customXml" ds:itemID="{1E71DA18-F18E-49CB-9034-7AEECAD74C58}">
+<ds:datastoreItem xmlns:ds="http://schemas.openxmlformats.org/officeDocument/2006/customXml" ds:itemID="{09C41593-186F-457A-B23A-93D62F081689}">
   <ds:schemaRefs>
     <ds:schemaRef ds:uri="http://schemas.openxmlformats.org/officeDocument/2006/bibliography"/>
   </ds:schemaRefs>
